--- a/SCI1402_TN3_Cyrille_Monthe.docx
+++ b/SCI1402_TN3_Cyrille_Monthe.docx
@@ -5070,12 +5070,20 @@
           <w:lang w:val="fr-FR"/>
         </w:rPr>
       </w:pPr>
+      <w:bookmarkStart w:id="6" w:name="_Hlk199359316"/>
       <w:r>
         <w:rPr>
           <w:rFonts w:ascii="Calibri" w:hAnsi="Calibri" w:cs="Calibri"/>
           <w:lang w:val="fr-FR"/>
         </w:rPr>
-        <w:t>Doit-on considérer que les chiffres de l’immigration sont en hausse pour la dernière année, soit l’année 2024 ?</w:t>
+        <w:t xml:space="preserve">Doit-on considérer que les chiffres de l’immigration sont en </w:t>
+      </w:r>
+      <w:r>
+        <w:rPr>
+          <w:rFonts w:ascii="Calibri" w:hAnsi="Calibri" w:cs="Calibri"/>
+          <w:lang w:val="fr-FR"/>
+        </w:rPr>
+        <w:t>hausse dans cette période ?</w:t>
       </w:r>
     </w:p>
     <w:p>
@@ -5096,21 +5104,7 @@
           <w:rFonts w:ascii="Calibri" w:hAnsi="Calibri" w:cs="Calibri"/>
           <w:lang w:val="fr-FR"/>
         </w:rPr>
-        <w:t>Le</w:t>
-      </w:r>
-      <w:r>
-        <w:rPr>
-          <w:rFonts w:ascii="Calibri" w:hAnsi="Calibri" w:cs="Calibri"/>
-          <w:lang w:val="fr-FR"/>
-        </w:rPr>
-        <w:t>9*-</w:t>
-      </w:r>
-      <w:r>
-        <w:rPr>
-          <w:rFonts w:ascii="Calibri" w:hAnsi="Calibri" w:cs="Calibri"/>
-          <w:lang w:val="fr-FR"/>
-        </w:rPr>
-        <w:t>s données de l’immigrations sont-elles les même pour tous les trimestres ?</w:t>
+        <w:t>Les données de l’immigrations sont-elles les même pour tous les trimestres ?</w:t>
       </w:r>
     </w:p>
     <w:p>
@@ -5131,7 +5125,35 @@
           <w:rFonts w:ascii="Calibri" w:hAnsi="Calibri" w:cs="Calibri"/>
           <w:lang w:val="fr-FR"/>
         </w:rPr>
-        <w:t>Existe-il une régression linéaire qui permettent d’effectuer des prévisions sur les chiffres dans les années à venir ?</w:t>
+        <w:t xml:space="preserve">Existe-il une </w:t>
+      </w:r>
+      <w:r>
+        <w:rPr>
+          <w:rFonts w:ascii="Calibri" w:hAnsi="Calibri" w:cs="Calibri"/>
+          <w:lang w:val="fr-FR"/>
+        </w:rPr>
+        <w:t xml:space="preserve">modèle de </w:t>
+      </w:r>
+      <w:r>
+        <w:rPr>
+          <w:rFonts w:ascii="Calibri" w:hAnsi="Calibri" w:cs="Calibri"/>
+          <w:lang w:val="fr-FR"/>
+        </w:rPr>
+        <w:t xml:space="preserve">régression linéaire </w:t>
+      </w:r>
+      <w:r>
+        <w:rPr>
+          <w:rFonts w:ascii="Calibri" w:hAnsi="Calibri" w:cs="Calibri"/>
+          <w:lang w:val="fr-FR"/>
+        </w:rPr>
+        <w:t xml:space="preserve">dans les données l’immigration </w:t>
+      </w:r>
+      <w:r>
+        <w:rPr>
+          <w:rFonts w:ascii="Calibri" w:hAnsi="Calibri" w:cs="Calibri"/>
+          <w:lang w:val="fr-FR"/>
+        </w:rPr>
+        <w:t>?</w:t>
       </w:r>
     </w:p>
     <w:p>
@@ -5143,15 +5165,15 @@
         </w:numPr>
         <w:jc w:val="both"/>
       </w:pPr>
-      <w:bookmarkStart w:id="6" w:name="_Toc198999899"/>
-      <w:r>
-        <w:lastRenderedPageBreak/>
+      <w:bookmarkStart w:id="7" w:name="_Toc198999899"/>
+      <w:bookmarkEnd w:id="6"/>
+      <w:r>
         <w:t xml:space="preserve">La </w:t>
       </w:r>
       <w:r>
         <w:t>Collecte des données</w:t>
       </w:r>
-      <w:bookmarkEnd w:id="6"/>
+      <w:bookmarkEnd w:id="7"/>
       <w:r>
         <w:t xml:space="preserve"> </w:t>
       </w:r>
@@ -5369,11 +5391,11 @@
         </w:numPr>
         <w:jc w:val="both"/>
       </w:pPr>
-      <w:bookmarkStart w:id="7" w:name="_Toc198999900"/>
+      <w:bookmarkStart w:id="8" w:name="_Toc198999900"/>
       <w:r>
         <w:t>Description, exploration et présentation des données</w:t>
       </w:r>
-      <w:bookmarkEnd w:id="7"/>
+      <w:bookmarkEnd w:id="8"/>
       <w:r>
         <w:t> </w:t>
       </w:r>
@@ -5906,49 +5928,49 @@
         <w:rPr>
           <w:rFonts w:ascii="Courier New" w:hAnsi="Courier New" w:cs="Courier New"/>
         </w:rPr>
+        <w:t xml:space="preserve"> [8] "Worker Program"                                        </w:t>
+      </w:r>
+    </w:p>
+    <w:p>
+      <w:pPr>
+        <w:jc w:val="both"/>
+        <w:rPr>
+          <w:rFonts w:ascii="Courier New" w:hAnsi="Courier New" w:cs="Courier New"/>
+        </w:rPr>
+      </w:pPr>
+      <w:r>
+        <w:rPr>
+          <w:rFonts w:ascii="Courier New" w:hAnsi="Courier New" w:cs="Courier New"/>
+        </w:rPr>
+        <w:t xml:space="preserve"> [9] "Self-Employed"                                         </w:t>
+      </w:r>
+    </w:p>
+    <w:p>
+      <w:pPr>
+        <w:jc w:val="both"/>
+        <w:rPr>
+          <w:rFonts w:ascii="Courier New" w:hAnsi="Courier New" w:cs="Courier New"/>
+        </w:rPr>
+      </w:pPr>
+      <w:r>
+        <w:rPr>
+          <w:rFonts w:ascii="Courier New" w:hAnsi="Courier New" w:cs="Courier New"/>
+        </w:rPr>
+        <w:t xml:space="preserve">[10] "Start-up Business"                                     </w:t>
+      </w:r>
+    </w:p>
+    <w:p>
+      <w:pPr>
+        <w:jc w:val="both"/>
+        <w:rPr>
+          <w:rFonts w:ascii="Courier New" w:hAnsi="Courier New" w:cs="Courier New"/>
+        </w:rPr>
+      </w:pPr>
+      <w:r>
+        <w:rPr>
+          <w:rFonts w:ascii="Courier New" w:hAnsi="Courier New" w:cs="Courier New"/>
+        </w:rPr>
         <w:lastRenderedPageBreak/>
-        <w:t xml:space="preserve"> [8] "Worker Program"                                        </w:t>
-      </w:r>
-    </w:p>
-    <w:p>
-      <w:pPr>
-        <w:jc w:val="both"/>
-        <w:rPr>
-          <w:rFonts w:ascii="Courier New" w:hAnsi="Courier New" w:cs="Courier New"/>
-        </w:rPr>
-      </w:pPr>
-      <w:r>
-        <w:rPr>
-          <w:rFonts w:ascii="Courier New" w:hAnsi="Courier New" w:cs="Courier New"/>
-        </w:rPr>
-        <w:t xml:space="preserve"> [9] "Self-Employed"                                         </w:t>
-      </w:r>
-    </w:p>
-    <w:p>
-      <w:pPr>
-        <w:jc w:val="both"/>
-        <w:rPr>
-          <w:rFonts w:ascii="Courier New" w:hAnsi="Courier New" w:cs="Courier New"/>
-        </w:rPr>
-      </w:pPr>
-      <w:r>
-        <w:rPr>
-          <w:rFonts w:ascii="Courier New" w:hAnsi="Courier New" w:cs="Courier New"/>
-        </w:rPr>
-        <w:t xml:space="preserve">[10] "Start-up Business"                                     </w:t>
-      </w:r>
-    </w:p>
-    <w:p>
-      <w:pPr>
-        <w:jc w:val="both"/>
-        <w:rPr>
-          <w:rFonts w:ascii="Courier New" w:hAnsi="Courier New" w:cs="Courier New"/>
-        </w:rPr>
-      </w:pPr>
-      <w:r>
-        <w:rPr>
-          <w:rFonts w:ascii="Courier New" w:hAnsi="Courier New" w:cs="Courier New"/>
-        </w:rPr>
         <w:t xml:space="preserve">[11] "Business"                                              </w:t>
       </w:r>
     </w:p>
@@ -6327,49 +6349,49 @@
         <w:rPr>
           <w:rFonts w:ascii="Courier New" w:hAnsi="Courier New" w:cs="Courier New"/>
         </w:rPr>
+        <w:t xml:space="preserve">[38] "Manitoba - Total"                                      </w:t>
+      </w:r>
+    </w:p>
+    <w:p>
+      <w:pPr>
+        <w:jc w:val="both"/>
+        <w:rPr>
+          <w:rFonts w:ascii="Courier New" w:hAnsi="Courier New" w:cs="Courier New"/>
+        </w:rPr>
+      </w:pPr>
+      <w:r>
+        <w:rPr>
+          <w:rFonts w:ascii="Courier New" w:hAnsi="Courier New" w:cs="Courier New"/>
+        </w:rPr>
+        <w:t xml:space="preserve">[39] "Saskatchewan - Total"                                  </w:t>
+      </w:r>
+    </w:p>
+    <w:p>
+      <w:pPr>
+        <w:jc w:val="both"/>
+        <w:rPr>
+          <w:rFonts w:ascii="Courier New" w:hAnsi="Courier New" w:cs="Courier New"/>
+        </w:rPr>
+      </w:pPr>
+      <w:r>
+        <w:rPr>
+          <w:rFonts w:ascii="Courier New" w:hAnsi="Courier New" w:cs="Courier New"/>
+        </w:rPr>
+        <w:t xml:space="preserve">[40] "Alberta - Total"                                       </w:t>
+      </w:r>
+    </w:p>
+    <w:p>
+      <w:pPr>
+        <w:jc w:val="both"/>
+        <w:rPr>
+          <w:rFonts w:ascii="Courier New" w:hAnsi="Courier New" w:cs="Courier New"/>
+        </w:rPr>
+      </w:pPr>
+      <w:r>
+        <w:rPr>
+          <w:rFonts w:ascii="Courier New" w:hAnsi="Courier New" w:cs="Courier New"/>
+        </w:rPr>
         <w:lastRenderedPageBreak/>
-        <w:t xml:space="preserve">[38] "Manitoba - Total"                                      </w:t>
-      </w:r>
-    </w:p>
-    <w:p>
-      <w:pPr>
-        <w:jc w:val="both"/>
-        <w:rPr>
-          <w:rFonts w:ascii="Courier New" w:hAnsi="Courier New" w:cs="Courier New"/>
-        </w:rPr>
-      </w:pPr>
-      <w:r>
-        <w:rPr>
-          <w:rFonts w:ascii="Courier New" w:hAnsi="Courier New" w:cs="Courier New"/>
-        </w:rPr>
-        <w:t xml:space="preserve">[39] "Saskatchewan - Total"                                  </w:t>
-      </w:r>
-    </w:p>
-    <w:p>
-      <w:pPr>
-        <w:jc w:val="both"/>
-        <w:rPr>
-          <w:rFonts w:ascii="Courier New" w:hAnsi="Courier New" w:cs="Courier New"/>
-        </w:rPr>
-      </w:pPr>
-      <w:r>
-        <w:rPr>
-          <w:rFonts w:ascii="Courier New" w:hAnsi="Courier New" w:cs="Courier New"/>
-        </w:rPr>
-        <w:t xml:space="preserve">[40] "Alberta - Total"                                       </w:t>
-      </w:r>
-    </w:p>
-    <w:p>
-      <w:pPr>
-        <w:jc w:val="both"/>
-        <w:rPr>
-          <w:rFonts w:ascii="Courier New" w:hAnsi="Courier New" w:cs="Courier New"/>
-        </w:rPr>
-      </w:pPr>
-      <w:r>
-        <w:rPr>
-          <w:rFonts w:ascii="Courier New" w:hAnsi="Courier New" w:cs="Courier New"/>
-        </w:rPr>
         <w:t xml:space="preserve">[41] "British Columbia - Total"                              </w:t>
       </w:r>
     </w:p>
@@ -7065,23 +7087,23 @@
           <w:rFonts w:ascii="Courier New" w:hAnsi="Courier New" w:cs="Courier New"/>
           <w:lang w:val="fr-FR"/>
         </w:rPr>
+        <w:t xml:space="preserve"> [1] "0"      "0"      "--"     "0"      "0"      "--"     "0"      "0"      "0"     </w:t>
+      </w:r>
+    </w:p>
+    <w:p>
+      <w:pPr>
+        <w:jc w:val="both"/>
+        <w:rPr>
+          <w:rFonts w:ascii="Courier New" w:hAnsi="Courier New" w:cs="Courier New"/>
+          <w:lang w:val="fr-FR"/>
+        </w:rPr>
+      </w:pPr>
+      <w:r>
+        <w:rPr>
+          <w:rFonts w:ascii="Courier New" w:hAnsi="Courier New" w:cs="Courier New"/>
+          <w:lang w:val="fr-FR"/>
+        </w:rPr>
         <w:lastRenderedPageBreak/>
-        <w:t xml:space="preserve"> [1] "0"      "0"      "--"     "0"      "0"      "--"     "0"      "0"      "0"     </w:t>
-      </w:r>
-    </w:p>
-    <w:p>
-      <w:pPr>
-        <w:jc w:val="both"/>
-        <w:rPr>
-          <w:rFonts w:ascii="Courier New" w:hAnsi="Courier New" w:cs="Courier New"/>
-          <w:lang w:val="fr-FR"/>
-        </w:rPr>
-      </w:pPr>
-      <w:r>
-        <w:rPr>
-          <w:rFonts w:ascii="Courier New" w:hAnsi="Courier New" w:cs="Courier New"/>
-          <w:lang w:val="fr-FR"/>
-        </w:rPr>
         <w:t xml:space="preserve">[10] "0"      "0"      "0"      "0"      "0"      "0"      "0"      "0"      "--"    </w:t>
       </w:r>
     </w:p>
@@ -7237,11 +7259,11 @@
         </w:numPr>
         <w:jc w:val="both"/>
       </w:pPr>
-      <w:bookmarkStart w:id="8" w:name="_Toc198999901"/>
+      <w:bookmarkStart w:id="9" w:name="_Toc198999901"/>
       <w:r>
         <w:t>Nettoyage, préparation et reformatage des données.</w:t>
       </w:r>
-      <w:bookmarkEnd w:id="8"/>
+      <w:bookmarkEnd w:id="9"/>
       <w:r>
         <w:t xml:space="preserve">  </w:t>
       </w:r>
@@ -7819,11 +7841,11 @@
         </w:numPr>
         <w:jc w:val="both"/>
       </w:pPr>
-      <w:bookmarkStart w:id="9" w:name="_Toc198999902"/>
+      <w:bookmarkStart w:id="10" w:name="_Toc198999902"/>
       <w:r>
         <w:t>Filtrage des données</w:t>
       </w:r>
-      <w:bookmarkEnd w:id="9"/>
+      <w:bookmarkEnd w:id="10"/>
       <w:r>
         <w:t> </w:t>
       </w:r>
@@ -7833,7 +7855,7 @@
         <w:pStyle w:val="Titre2"/>
         <w:jc w:val="both"/>
       </w:pPr>
-      <w:bookmarkStart w:id="10" w:name="_Toc198999903"/>
+      <w:bookmarkStart w:id="11" w:name="_Toc198999903"/>
       <w:r>
         <w:t xml:space="preserve">Filtrage </w:t>
       </w:r>
@@ -7852,7 +7874,7 @@
       <w:r>
         <w:t>catégories)</w:t>
       </w:r>
-      <w:bookmarkEnd w:id="10"/>
+      <w:bookmarkEnd w:id="11"/>
     </w:p>
     <w:p>
       <w:pPr>
@@ -9142,7 +9164,7 @@
         <w:pStyle w:val="Titre2"/>
         <w:jc w:val="both"/>
       </w:pPr>
-      <w:bookmarkStart w:id="11" w:name="_Toc198999904"/>
+      <w:bookmarkStart w:id="12" w:name="_Toc198999904"/>
       <w:r>
         <w:rPr>
           <w:rStyle w:val="Titre3Car"/>
@@ -9153,7 +9175,7 @@
         </w:rPr>
         <w:t>Filtrage sur les variables</w:t>
       </w:r>
-      <w:bookmarkEnd w:id="11"/>
+      <w:bookmarkEnd w:id="12"/>
       <w:r>
         <w:t xml:space="preserve"> </w:t>
       </w:r>
@@ -10754,7 +10776,7 @@
         </w:numPr>
         <w:jc w:val="both"/>
       </w:pPr>
-      <w:bookmarkStart w:id="12" w:name="_Toc198999905"/>
+      <w:bookmarkStart w:id="13" w:name="_Toc198999905"/>
       <w:r>
         <w:t>Visualisation</w:t>
       </w:r>
@@ -10764,7 +10786,7 @@
       <w:r>
         <w:t>extrêmes</w:t>
       </w:r>
-      <w:bookmarkEnd w:id="12"/>
+      <w:bookmarkEnd w:id="13"/>
       <w:r>
         <w:t xml:space="preserve">  </w:t>
       </w:r>
@@ -10778,7 +10800,7 @@
         </w:numPr>
         <w:jc w:val="both"/>
       </w:pPr>
-      <w:bookmarkStart w:id="13" w:name="_Toc198999906"/>
+      <w:bookmarkStart w:id="14" w:name="_Toc198999906"/>
       <w:r>
         <w:t xml:space="preserve">Visualisation des données </w:t>
       </w:r>
@@ -10791,7 +10813,7 @@
       <w:r>
         <w:t>par trimestres</w:t>
       </w:r>
-      <w:bookmarkEnd w:id="13"/>
+      <w:bookmarkEnd w:id="14"/>
       <w:r>
         <w:t> </w:t>
       </w:r>
@@ -11480,11 +11502,11 @@
         </w:numPr>
         <w:jc w:val="both"/>
       </w:pPr>
-      <w:bookmarkStart w:id="14" w:name="_Toc198999907"/>
+      <w:bookmarkStart w:id="15" w:name="_Toc198999907"/>
       <w:r>
         <w:t>Construction graphique par années</w:t>
       </w:r>
-      <w:bookmarkEnd w:id="14"/>
+      <w:bookmarkEnd w:id="15"/>
       <w:r>
         <w:t xml:space="preserve"> </w:t>
       </w:r>
@@ -11969,7 +11991,7 @@
         </w:numPr>
         <w:jc w:val="both"/>
       </w:pPr>
-      <w:bookmarkStart w:id="15" w:name="_Toc198999908"/>
+      <w:bookmarkStart w:id="16" w:name="_Toc198999908"/>
       <w:r>
         <w:t xml:space="preserve">Analyse statistique et </w:t>
       </w:r>
@@ -11988,7 +12010,7 @@
       <w:r>
         <w:t xml:space="preserve"> d’étude.</w:t>
       </w:r>
-      <w:bookmarkEnd w:id="15"/>
+      <w:bookmarkEnd w:id="16"/>
     </w:p>
     <w:p>
       <w:pPr>
@@ -12017,7 +12039,7 @@
           <w:bCs w:val="0"/>
         </w:rPr>
       </w:pPr>
-      <w:bookmarkStart w:id="16" w:name="_Toc198999909"/>
+      <w:bookmarkStart w:id="17" w:name="_Toc198999909"/>
       <w:r>
         <w:rPr>
           <w:b w:val="0"/>
@@ -12053,7 +12075,7 @@
         </w:rPr>
         <w:t>ui montre que les chiffres sont en augmentation selon une tendance linéaire.</w:t>
       </w:r>
-      <w:bookmarkEnd w:id="16"/>
+      <w:bookmarkEnd w:id="17"/>
     </w:p>
     <w:p>
       <w:pPr>
@@ -12068,7 +12090,7 @@
           <w:bCs w:val="0"/>
         </w:rPr>
       </w:pPr>
-      <w:bookmarkStart w:id="17" w:name="_Toc198999910"/>
+      <w:bookmarkStart w:id="18" w:name="_Toc198999910"/>
       <w:r>
         <w:rPr>
           <w:b w:val="0"/>
@@ -12076,7 +12098,7 @@
         </w:rPr>
         <w:t>Les trimestres sont constants.</w:t>
       </w:r>
-      <w:bookmarkEnd w:id="17"/>
+      <w:bookmarkEnd w:id="18"/>
       <w:r>
         <w:rPr>
           <w:b w:val="0"/>
@@ -12150,12 +12172,12 @@
         </w:numPr>
         <w:jc w:val="both"/>
       </w:pPr>
-      <w:bookmarkStart w:id="18" w:name="_Toc198999911"/>
+      <w:bookmarkStart w:id="19" w:name="_Toc198999911"/>
       <w:r>
         <w:lastRenderedPageBreak/>
         <w:t>Transformation des données</w:t>
       </w:r>
-      <w:bookmarkEnd w:id="18"/>
+      <w:bookmarkEnd w:id="19"/>
     </w:p>
     <w:p>
       <w:pPr>
@@ -13234,20 +13256,20 @@
         </w:numPr>
         <w:jc w:val="both"/>
       </w:pPr>
-      <w:bookmarkStart w:id="19" w:name="_Toc198999912"/>
+      <w:bookmarkStart w:id="20" w:name="_Toc198999912"/>
       <w:r>
         <w:t>Histogramme</w:t>
       </w:r>
       <w:r>
         <w:t>s montrant les répartitions par années et par trimestre.</w:t>
       </w:r>
-      <w:bookmarkEnd w:id="19"/>
+      <w:bookmarkEnd w:id="20"/>
     </w:p>
     <w:p>
       <w:pPr>
         <w:pStyle w:val="Titre3"/>
       </w:pPr>
-      <w:bookmarkStart w:id="20" w:name="_Toc198999913"/>
+      <w:bookmarkStart w:id="21" w:name="_Toc198999913"/>
       <w:proofErr w:type="spellStart"/>
       <w:r>
         <w:t>Repartion</w:t>
@@ -13262,7 +13284,7 @@
       <w:r>
         <w:t xml:space="preserve"> par trimestres</w:t>
       </w:r>
-      <w:bookmarkEnd w:id="20"/>
+      <w:bookmarkEnd w:id="21"/>
     </w:p>
     <w:p>
       <w:pPr>
@@ -13490,23 +13512,7 @@
           <w:rFonts w:ascii="Courier New" w:hAnsi="Courier New" w:cs="Courier New"/>
           <w:lang w:val="fr-FR"/>
         </w:rPr>
-        <w:t xml:space="preserve">='Trimestres' , </w:t>
-      </w:r>
-      <w:proofErr w:type="spellStart"/>
-      <w:r>
-        <w:rPr>
-          <w:rFonts w:ascii="Courier New" w:hAnsi="Courier New" w:cs="Courier New"/>
-          <w:lang w:val="fr-FR"/>
-        </w:rPr>
-        <w:t>ylab</w:t>
-      </w:r>
-      <w:proofErr w:type="spellEnd"/>
-      <w:r>
-        <w:rPr>
-          <w:rFonts w:ascii="Courier New" w:hAnsi="Courier New" w:cs="Courier New"/>
-          <w:lang w:val="fr-FR"/>
-        </w:rPr>
-        <w:t xml:space="preserve"> = 'Nombres en millier (x1000)',</w:t>
+        <w:t>='Trimestres' , ylab = 'Nombres en millier (x1000)',</w:t>
       </w:r>
     </w:p>
     <w:p>
@@ -13798,14 +13804,14 @@
           <w:noProof/>
         </w:rPr>
       </w:pPr>
-      <w:bookmarkStart w:id="21" w:name="_Toc198999914"/>
+      <w:bookmarkStart w:id="22" w:name="_Toc198999914"/>
       <w:r>
         <w:rPr>
           <w:noProof/>
         </w:rPr>
         <w:t>Repartion des moyennes par trimestre</w:t>
       </w:r>
-      <w:bookmarkEnd w:id="21"/>
+      <w:bookmarkEnd w:id="22"/>
     </w:p>
     <w:p>
       <w:pPr>
@@ -14057,11 +14063,11 @@
       <w:pPr>
         <w:pStyle w:val="Titre3"/>
       </w:pPr>
-      <w:bookmarkStart w:id="22" w:name="_Toc198999915"/>
+      <w:bookmarkStart w:id="23" w:name="_Toc198999915"/>
       <w:r>
         <w:t>Répartition des chiffres par années</w:t>
       </w:r>
-      <w:bookmarkEnd w:id="22"/>
+      <w:bookmarkEnd w:id="23"/>
       <w:r>
         <w:t xml:space="preserve"> </w:t>
       </w:r>
@@ -14716,11 +14722,11 @@
         </w:numPr>
         <w:jc w:val="both"/>
       </w:pPr>
-      <w:bookmarkStart w:id="23" w:name="_Toc198999916"/>
+      <w:bookmarkStart w:id="24" w:name="_Toc198999916"/>
       <w:r>
         <w:t>Le test ANOVA (analyse de la variance)</w:t>
       </w:r>
-      <w:bookmarkEnd w:id="23"/>
+      <w:bookmarkEnd w:id="24"/>
       <w:r>
         <w:t xml:space="preserve"> </w:t>
       </w:r>
@@ -14740,7 +14746,7 @@
           <w:bCs w:val="0"/>
         </w:rPr>
       </w:pPr>
-      <w:bookmarkStart w:id="24" w:name="_Toc198999917"/>
+      <w:bookmarkStart w:id="25" w:name="_Toc198999917"/>
       <w:r>
         <w:rPr>
           <w:rFonts w:cstheme="minorHAnsi"/>
@@ -14795,7 +14801,7 @@
         </w:rPr>
         <w:t xml:space="preserve"> ont la même moyenne.</w:t>
       </w:r>
-      <w:bookmarkEnd w:id="24"/>
+      <w:bookmarkEnd w:id="25"/>
     </w:p>
     <w:p>
       <w:pPr>
@@ -14812,7 +14818,7 @@
           <w:bCs w:val="0"/>
         </w:rPr>
       </w:pPr>
-      <w:bookmarkStart w:id="25" w:name="_Toc198999918"/>
+      <w:bookmarkStart w:id="26" w:name="_Toc198999918"/>
       <w:r>
         <w:rPr>
           <w:rFonts w:cstheme="minorHAnsi"/>
@@ -14867,7 +14873,7 @@
         </w:rPr>
         <w:t xml:space="preserve"> diffère des autres.</w:t>
       </w:r>
-      <w:bookmarkEnd w:id="25"/>
+      <w:bookmarkEnd w:id="26"/>
     </w:p>
     <w:p>
       <w:pPr>
@@ -14884,7 +14890,7 @@
           <w:bCs w:val="0"/>
         </w:rPr>
       </w:pPr>
-      <w:bookmarkStart w:id="26" w:name="_Toc198999919"/>
+      <w:bookmarkStart w:id="27" w:name="_Toc198999919"/>
       <w:r>
         <w:rPr>
           <w:rFonts w:cstheme="minorHAnsi"/>
@@ -14913,7 +14919,7 @@
         </w:rPr>
         <w:t> : 5%</w:t>
       </w:r>
-      <w:bookmarkEnd w:id="26"/>
+      <w:bookmarkEnd w:id="27"/>
     </w:p>
     <w:p>
       <w:pPr>
@@ -14930,7 +14936,7 @@
           <w:bCs w:val="0"/>
         </w:rPr>
       </w:pPr>
-      <w:bookmarkStart w:id="27" w:name="_Toc198999920"/>
+      <w:bookmarkStart w:id="28" w:name="_Toc198999920"/>
       <w:r>
         <w:rPr>
           <w:rFonts w:cstheme="minorHAnsi"/>
@@ -14939,7 +14945,7 @@
         </w:rPr>
         <w:t>Test statistique : ANOVA</w:t>
       </w:r>
-      <w:bookmarkEnd w:id="27"/>
+      <w:bookmarkEnd w:id="28"/>
     </w:p>
     <w:p>
       <w:pPr>
@@ -15156,14 +15162,14 @@
         </w:numPr>
         <w:jc w:val="both"/>
       </w:pPr>
-      <w:bookmarkStart w:id="28" w:name="_Toc198999921"/>
+      <w:bookmarkStart w:id="29" w:name="_Toc198999921"/>
       <w:r>
         <w:t>Vérification des suppositions </w:t>
       </w:r>
       <w:r>
         <w:t>pour le test ANOVA</w:t>
       </w:r>
-      <w:bookmarkEnd w:id="28"/>
+      <w:bookmarkEnd w:id="29"/>
       <w:r>
         <w:t xml:space="preserve"> </w:t>
       </w:r>
@@ -15185,7 +15191,7 @@
           <w:bCs w:val="0"/>
         </w:rPr>
       </w:pPr>
-      <w:bookmarkStart w:id="29" w:name="_Toc198999922"/>
+      <w:bookmarkStart w:id="30" w:name="_Toc198999922"/>
       <w:r>
         <w:rPr>
           <w:rStyle w:val="Titre4Car"/>
@@ -15227,7 +15233,7 @@
         </w:rPr>
         <w:t xml:space="preserve"> :</w:t>
       </w:r>
-      <w:bookmarkEnd w:id="29"/>
+      <w:bookmarkEnd w:id="30"/>
       <w:r>
         <w:rPr>
           <w:rFonts w:cstheme="minorHAnsi"/>
@@ -15267,7 +15273,7 @@
           <w:bCs w:val="0"/>
         </w:rPr>
       </w:pPr>
-      <w:bookmarkStart w:id="30" w:name="_Toc198999923"/>
+      <w:bookmarkStart w:id="31" w:name="_Toc198999923"/>
       <w:r>
         <w:rPr>
           <w:b w:val="0"/>
@@ -15276,7 +15282,7 @@
         <w:lastRenderedPageBreak/>
         <w:t>L’homogénéité de la variance :</w:t>
       </w:r>
-      <w:bookmarkEnd w:id="30"/>
+      <w:bookmarkEnd w:id="31"/>
       <w:r>
         <w:rPr>
           <w:b w:val="0"/>
@@ -15623,7 +15629,7 @@
           <w:iCs/>
         </w:rPr>
       </w:pPr>
-      <w:bookmarkStart w:id="31" w:name="_Toc198999924"/>
+      <w:bookmarkStart w:id="32" w:name="_Toc198999924"/>
       <w:r>
         <w:rPr>
           <w:rStyle w:val="Titre4Car"/>
@@ -15644,7 +15650,7 @@
         </w:rPr>
         <w:t> :</w:t>
       </w:r>
-      <w:bookmarkEnd w:id="31"/>
+      <w:bookmarkEnd w:id="32"/>
       <w:r>
         <w:rPr>
           <w:b w:val="0"/>
@@ -16044,7 +16050,7 @@
         </w:numPr>
         <w:jc w:val="both"/>
       </w:pPr>
-      <w:bookmarkStart w:id="32" w:name="_Toc198999925"/>
+      <w:bookmarkStart w:id="33" w:name="_Toc198999925"/>
       <w:r>
         <w:t>Analyse</w:t>
       </w:r>
@@ -16059,7 +16065,7 @@
       <w:r>
         <w:t xml:space="preserve"> des résultats ANOVA</w:t>
       </w:r>
-      <w:bookmarkEnd w:id="32"/>
+      <w:bookmarkEnd w:id="33"/>
     </w:p>
     <w:p>
       <w:pPr>
@@ -16097,11 +16103,11 @@
         </w:numPr>
         <w:jc w:val="both"/>
       </w:pPr>
-      <w:bookmarkStart w:id="33" w:name="_Toc198999926"/>
+      <w:bookmarkStart w:id="34" w:name="_Toc198999926"/>
       <w:r>
         <w:t>Test de régression linéaire</w:t>
       </w:r>
-      <w:bookmarkEnd w:id="33"/>
+      <w:bookmarkEnd w:id="34"/>
     </w:p>
     <w:p>
       <w:pPr>
@@ -16115,7 +16121,7 @@
           <w:lang w:val="fr-FR"/>
         </w:rPr>
       </w:pPr>
-      <w:bookmarkStart w:id="34" w:name="_Toc198999927"/>
+      <w:bookmarkStart w:id="35" w:name="_Toc198999927"/>
       <w:r>
         <w:rPr>
           <w:rStyle w:val="Titre3Car"/>
@@ -16124,7 +16130,7 @@
         </w:rPr>
         <w:t>Transformons les données pour trouver la régression</w:t>
       </w:r>
-      <w:bookmarkEnd w:id="34"/>
+      <w:bookmarkEnd w:id="35"/>
       <w:r>
         <w:rPr>
           <w:lang w:val="fr-FR"/>
@@ -16732,11 +16738,11 @@
         </w:numPr>
         <w:jc w:val="both"/>
       </w:pPr>
-      <w:bookmarkStart w:id="35" w:name="_Toc198999928"/>
+      <w:bookmarkStart w:id="36" w:name="_Toc198999928"/>
       <w:r>
         <w:t>Intervalles de confiance</w:t>
       </w:r>
-      <w:bookmarkEnd w:id="35"/>
+      <w:bookmarkEnd w:id="36"/>
     </w:p>
     <w:p>
       <w:pPr>
@@ -18240,14 +18246,14 @@
         </w:numPr>
         <w:jc w:val="both"/>
       </w:pPr>
-      <w:bookmarkStart w:id="36" w:name="_Toc198999929"/>
+      <w:bookmarkStart w:id="37" w:name="_Toc198999929"/>
       <w:r>
         <w:t>Vérification des suppositions</w:t>
       </w:r>
       <w:r>
         <w:t xml:space="preserve"> pour le test de régression linéaire.</w:t>
       </w:r>
-      <w:bookmarkEnd w:id="36"/>
+      <w:bookmarkEnd w:id="37"/>
       <w:r>
         <w:t xml:space="preserve"> </w:t>
       </w:r>
@@ -18268,7 +18274,7 @@
           <w:bCs w:val="0"/>
         </w:rPr>
       </w:pPr>
-      <w:bookmarkStart w:id="37" w:name="_Toc198999930"/>
+      <w:bookmarkStart w:id="38" w:name="_Toc198999930"/>
       <w:r>
         <w:rPr>
           <w:b w:val="0"/>
@@ -18276,7 +18282,7 @@
         </w:rPr>
         <w:t>La normalité des résidus</w:t>
       </w:r>
-      <w:bookmarkEnd w:id="37"/>
+      <w:bookmarkEnd w:id="38"/>
     </w:p>
     <w:p>
       <w:pPr>
@@ -18592,7 +18598,7 @@
           <w:bCs w:val="0"/>
         </w:rPr>
       </w:pPr>
-      <w:bookmarkStart w:id="38" w:name="_Toc198999931"/>
+      <w:bookmarkStart w:id="39" w:name="_Toc198999931"/>
       <w:r>
         <w:rPr>
           <w:b w:val="0"/>
@@ -18600,7 +18606,7 @@
         </w:rPr>
         <w:t>L’homogénéité de la variance</w:t>
       </w:r>
-      <w:bookmarkEnd w:id="38"/>
+      <w:bookmarkEnd w:id="39"/>
     </w:p>
     <w:p>
       <w:pPr>
@@ -18961,14 +18967,14 @@
         </w:numPr>
         <w:jc w:val="both"/>
       </w:pPr>
-      <w:bookmarkStart w:id="39" w:name="_Toc198999932"/>
+      <w:bookmarkStart w:id="40" w:name="_Toc198999932"/>
       <w:r>
         <w:t>Recherche de la régression linéaire</w:t>
       </w:r>
       <w:r>
         <w:t xml:space="preserve"> en prenant pour variable explicatives l’année et la démographie du pays</w:t>
       </w:r>
-      <w:bookmarkEnd w:id="39"/>
+      <w:bookmarkEnd w:id="40"/>
     </w:p>
     <w:p>
       <w:pPr>
@@ -18978,7 +18984,7 @@
           <w:numId w:val="36"/>
         </w:numPr>
       </w:pPr>
-      <w:bookmarkStart w:id="40" w:name="_Toc198999933"/>
+      <w:bookmarkStart w:id="41" w:name="_Toc198999933"/>
       <w:r>
         <w:t xml:space="preserve">Collecte </w:t>
       </w:r>
@@ -18988,7 +18994,7 @@
       <w:r>
         <w:t xml:space="preserve"> du pays entre 2015 et 2024</w:t>
       </w:r>
-      <w:bookmarkEnd w:id="40"/>
+      <w:bookmarkEnd w:id="41"/>
     </w:p>
     <w:p>
       <w:pPr>
@@ -19038,21 +19044,7 @@
           <w:rFonts w:ascii="Courier New" w:hAnsi="Courier New" w:cs="Courier New"/>
           <w:lang w:val="fr-FR"/>
         </w:rPr>
-        <w:t xml:space="preserve"># Traitement des </w:t>
-      </w:r>
-      <w:r>
-        <w:rPr>
-          <w:rFonts w:ascii="Courier New" w:hAnsi="Courier New" w:cs="Courier New"/>
-          <w:lang w:val="fr-FR"/>
-        </w:rPr>
-        <w:t>données</w:t>
-      </w:r>
-      <w:r>
-        <w:rPr>
-          <w:rFonts w:ascii="Courier New" w:hAnsi="Courier New" w:cs="Courier New"/>
-          <w:lang w:val="fr-FR"/>
-        </w:rPr>
-        <w:t xml:space="preserve"> de </w:t>
+        <w:t xml:space="preserve"># Traitement des données de </w:t>
       </w:r>
       <w:proofErr w:type="spellStart"/>
       <w:r>
@@ -19324,12 +19316,6 @@
           <w:lang w:val="fr-FR"/>
         </w:rPr>
         <w:tab/>
-      </w:r>
-      <w:r>
-        <w:rPr>
-          <w:rFonts w:ascii="Courier New" w:hAnsi="Courier New" w:cs="Courier New"/>
-          <w:lang w:val="fr-FR"/>
-        </w:rPr>
         <w:t xml:space="preserve"># </w:t>
       </w:r>
       <w:proofErr w:type="spellStart"/>
@@ -19804,6 +19790,7 @@
       <w:r>
         <w:rPr>
           <w:rFonts w:ascii="Courier New" w:hAnsi="Courier New" w:cs="Courier New"/>
+          <w:lang w:val="fr-FR"/>
         </w:rPr>
         <w:t xml:space="preserve">        </w:t>
       </w:r>
@@ -19869,11 +19856,13 @@
         <w:ind w:firstLine="720"/>
         <w:rPr>
           <w:rFonts w:ascii="Courier New" w:hAnsi="Courier New" w:cs="Courier New"/>
-        </w:rPr>
-      </w:pPr>
-      <w:r>
-        <w:rPr>
-          <w:rFonts w:ascii="Courier New" w:hAnsi="Courier New" w:cs="Courier New"/>
+          <w:lang w:val="fr-FR"/>
+        </w:rPr>
+      </w:pPr>
+      <w:r>
+        <w:rPr>
+          <w:rFonts w:ascii="Courier New" w:hAnsi="Courier New" w:cs="Courier New"/>
+          <w:lang w:val="fr-FR"/>
         </w:rPr>
         <w:t>trim], na.rm = TRUE)</w:t>
       </w:r>
@@ -19888,6 +19877,7 @@
       <w:r>
         <w:rPr>
           <w:rFonts w:ascii="Courier New" w:hAnsi="Courier New" w:cs="Courier New"/>
+          <w:lang w:val="fr-FR"/>
         </w:rPr>
         <w:t xml:space="preserve">      </w:t>
       </w:r>
@@ -20217,7 +20207,7 @@
           <w:rFonts w:cstheme="minorHAnsi"/>
         </w:rPr>
       </w:pPr>
-      <w:bookmarkStart w:id="41" w:name="_Toc198999934"/>
+      <w:bookmarkStart w:id="42" w:name="_Toc198999934"/>
       <w:r>
         <w:rPr>
           <w:rFonts w:cstheme="minorHAnsi"/>
@@ -20305,11 +20295,13 @@
         <w:ind w:left="720"/>
         <w:rPr>
           <w:rFonts w:ascii="Courier New" w:hAnsi="Courier New" w:cs="Courier New"/>
-        </w:rPr>
-      </w:pPr>
-      <w:r>
-        <w:rPr>
-          <w:rFonts w:ascii="Courier New" w:hAnsi="Courier New" w:cs="Courier New"/>
+          <w:lang w:val="fr-FR"/>
+        </w:rPr>
+      </w:pPr>
+      <w:r>
+        <w:rPr>
+          <w:rFonts w:ascii="Courier New" w:hAnsi="Courier New" w:cs="Courier New"/>
+          <w:lang w:val="fr-FR"/>
         </w:rPr>
         <w:lastRenderedPageBreak/>
         <w:t># conversion des types</w:t>
@@ -20320,11 +20312,13 @@
         <w:ind w:left="720"/>
         <w:rPr>
           <w:rFonts w:ascii="Courier New" w:hAnsi="Courier New" w:cs="Courier New"/>
-        </w:rPr>
-      </w:pPr>
-      <w:r>
-        <w:rPr>
-          <w:rFonts w:ascii="Courier New" w:hAnsi="Courier New" w:cs="Courier New"/>
+          <w:lang w:val="fr-FR"/>
+        </w:rPr>
+      </w:pPr>
+      <w:r>
+        <w:rPr>
+          <w:rFonts w:ascii="Courier New" w:hAnsi="Courier New" w:cs="Courier New"/>
+          <w:lang w:val="fr-FR"/>
         </w:rPr>
         <w:t>population_active$Employment&lt;-as.numeric(population_active$Employment)</w:t>
       </w:r>
@@ -20382,18 +20376,30 @@
         <w:ind w:left="720"/>
         <w:rPr>
           <w:rFonts w:ascii="Courier New" w:hAnsi="Courier New" w:cs="Courier New"/>
-        </w:rPr>
-      </w:pPr>
-      <w:r>
-        <w:rPr>
-          <w:rFonts w:ascii="Courier New" w:hAnsi="Courier New" w:cs="Courier New"/>
-        </w:rPr>
-        <w:t xml:space="preserve">years &lt;- </w:t>
-      </w:r>
-      <w:proofErr w:type="spellStart"/>
-      <w:r>
-        <w:rPr>
-          <w:rFonts w:ascii="Courier New" w:hAnsi="Courier New" w:cs="Courier New"/>
+          <w:lang w:val="fr-FR"/>
+        </w:rPr>
+      </w:pPr>
+      <w:proofErr w:type="spellStart"/>
+      <w:r>
+        <w:rPr>
+          <w:rFonts w:ascii="Courier New" w:hAnsi="Courier New" w:cs="Courier New"/>
+          <w:lang w:val="fr-FR"/>
+        </w:rPr>
+        <w:t>years</w:t>
+      </w:r>
+      <w:proofErr w:type="spellEnd"/>
+      <w:r>
+        <w:rPr>
+          <w:rFonts w:ascii="Courier New" w:hAnsi="Courier New" w:cs="Courier New"/>
+          <w:lang w:val="fr-FR"/>
+        </w:rPr>
+        <w:t xml:space="preserve"> &lt;- </w:t>
+      </w:r>
+      <w:proofErr w:type="spellStart"/>
+      <w:r>
+        <w:rPr>
+          <w:rFonts w:ascii="Courier New" w:hAnsi="Courier New" w:cs="Courier New"/>
+          <w:lang w:val="fr-FR"/>
         </w:rPr>
         <w:t>substr</w:t>
       </w:r>
@@ -20401,6 +20407,7 @@
       <w:r>
         <w:rPr>
           <w:rFonts w:ascii="Courier New" w:hAnsi="Courier New" w:cs="Courier New"/>
+          <w:lang w:val="fr-FR"/>
         </w:rPr>
         <w:t>(</w:t>
       </w:r>
@@ -20408,6 +20415,7 @@
       <w:r>
         <w:rPr>
           <w:rFonts w:ascii="Courier New" w:hAnsi="Courier New" w:cs="Courier New"/>
+          <w:lang w:val="fr-FR"/>
         </w:rPr>
         <w:t>as.character</w:t>
       </w:r>
@@ -20415,6 +20423,7 @@
       <w:r>
         <w:rPr>
           <w:rFonts w:ascii="Courier New" w:hAnsi="Courier New" w:cs="Courier New"/>
+          <w:lang w:val="fr-FR"/>
         </w:rPr>
         <w:t>(</w:t>
       </w:r>
@@ -20422,6 +20431,7 @@
       <w:r>
         <w:rPr>
           <w:rFonts w:ascii="Courier New" w:hAnsi="Courier New" w:cs="Courier New"/>
+          <w:lang w:val="fr-FR"/>
         </w:rPr>
         <w:t>population_active$REF_DATE</w:t>
       </w:r>
@@ -20429,6 +20439,7 @@
       <w:r>
         <w:rPr>
           <w:rFonts w:ascii="Courier New" w:hAnsi="Courier New" w:cs="Courier New"/>
+          <w:lang w:val="fr-FR"/>
         </w:rPr>
         <w:t>), 1, 4)</w:t>
       </w:r>
@@ -20495,12 +20506,14 @@
         <w:ind w:left="720"/>
         <w:rPr>
           <w:rFonts w:ascii="Courier New" w:hAnsi="Courier New" w:cs="Courier New"/>
-        </w:rPr>
-      </w:pPr>
-      <w:proofErr w:type="spellStart"/>
-      <w:r>
-        <w:rPr>
-          <w:rFonts w:ascii="Courier New" w:hAnsi="Courier New" w:cs="Courier New"/>
+          <w:lang w:val="fr-FR"/>
+        </w:rPr>
+      </w:pPr>
+      <w:proofErr w:type="spellStart"/>
+      <w:r>
+        <w:rPr>
+          <w:rFonts w:ascii="Courier New" w:hAnsi="Courier New" w:cs="Courier New"/>
+          <w:lang w:val="fr-FR"/>
         </w:rPr>
         <w:t>population_active$Annes</w:t>
       </w:r>
@@ -20508,9 +20521,19 @@
       <w:r>
         <w:rPr>
           <w:rFonts w:ascii="Courier New" w:hAnsi="Courier New" w:cs="Courier New"/>
-        </w:rPr>
-        <w:t>&lt;-years</w:t>
-      </w:r>
+          <w:lang w:val="fr-FR"/>
+        </w:rPr>
+        <w:t>&lt;-</w:t>
+      </w:r>
+      <w:proofErr w:type="spellStart"/>
+      <w:r>
+        <w:rPr>
+          <w:rFonts w:ascii="Courier New" w:hAnsi="Courier New" w:cs="Courier New"/>
+          <w:lang w:val="fr-FR"/>
+        </w:rPr>
+        <w:t>years</w:t>
+      </w:r>
+      <w:proofErr w:type="spellEnd"/>
     </w:p>
     <w:p>
       <w:pPr>
@@ -20638,31 +20661,13 @@
         <w:ind w:left="720"/>
         <w:rPr>
           <w:rFonts w:ascii="Courier New" w:hAnsi="Courier New" w:cs="Courier New"/>
-          <w:lang w:val="fr-FR"/>
-        </w:rPr>
-      </w:pPr>
-      <w:r>
-        <w:rPr>
-          <w:rFonts w:ascii="Courier New" w:hAnsi="Courier New" w:cs="Courier New"/>
-          <w:lang w:val="fr-FR"/>
-        </w:rPr>
-        <w:t>employment&lt;-tapply(population_active$Employment,INDEX=population_active$Annes,FUN =</w:t>
-      </w:r>
-      <w:proofErr w:type="spellStart"/>
-      <w:r>
-        <w:rPr>
-          <w:rFonts w:ascii="Courier New" w:hAnsi="Courier New" w:cs="Courier New"/>
-          <w:lang w:val="fr-FR"/>
-        </w:rPr>
-        <w:t>mean</w:t>
-      </w:r>
-      <w:proofErr w:type="spellEnd"/>
-      <w:r>
-        <w:rPr>
-          <w:rFonts w:ascii="Courier New" w:hAnsi="Courier New" w:cs="Courier New"/>
-          <w:lang w:val="fr-FR"/>
-        </w:rPr>
-        <w:t>)</w:t>
+        </w:rPr>
+      </w:pPr>
+      <w:r>
+        <w:rPr>
+          <w:rFonts w:ascii="Courier New" w:hAnsi="Courier New" w:cs="Courier New"/>
+        </w:rPr>
+        <w:t>employment&lt;-tapply(population_active$Employment,INDEX=population_active$Annes,FUN =mean)</w:t>
       </w:r>
     </w:p>
     <w:p>
@@ -20857,7 +20862,7 @@
         </w:rPr>
         <w:t>e démographie</w:t>
       </w:r>
-      <w:bookmarkEnd w:id="41"/>
+      <w:bookmarkEnd w:id="42"/>
       <w:r>
         <w:rPr>
           <w:rFonts w:cstheme="minorHAnsi"/>
@@ -20988,12 +20993,14 @@
         <w:ind w:firstLine="720"/>
         <w:rPr>
           <w:rFonts w:ascii="Courier New" w:hAnsi="Courier New" w:cs="Courier New"/>
-        </w:rPr>
-      </w:pPr>
-      <w:proofErr w:type="spellStart"/>
-      <w:r>
-        <w:rPr>
-          <w:rFonts w:ascii="Courier New" w:hAnsi="Courier New" w:cs="Courier New"/>
+          <w:lang w:val="fr-FR"/>
+        </w:rPr>
+      </w:pPr>
+      <w:proofErr w:type="spellStart"/>
+      <w:r>
+        <w:rPr>
+          <w:rFonts w:ascii="Courier New" w:hAnsi="Courier New" w:cs="Courier New"/>
+          <w:lang w:val="fr-FR"/>
         </w:rPr>
         <w:t>Annees</w:t>
       </w:r>
@@ -21001,37 +21008,15 @@
       <w:r>
         <w:rPr>
           <w:rFonts w:ascii="Courier New" w:hAnsi="Courier New" w:cs="Courier New"/>
-        </w:rPr>
-        <w:t xml:space="preserve"> </w:t>
-      </w:r>
-      <w:r>
-        <w:rPr>
-          <w:rFonts w:ascii="Courier New" w:hAnsi="Courier New" w:cs="Courier New"/>
-        </w:rPr>
-        <w:t xml:space="preserve">  </w:t>
-      </w:r>
-      <w:r>
-        <w:rPr>
-          <w:rFonts w:ascii="Courier New" w:hAnsi="Courier New" w:cs="Courier New"/>
-        </w:rPr>
-        <w:t>Nombre</w:t>
-      </w:r>
-      <w:r>
-        <w:rPr>
-          <w:rFonts w:ascii="Courier New" w:hAnsi="Courier New" w:cs="Courier New"/>
-        </w:rPr>
-        <w:t xml:space="preserve">    </w:t>
-      </w:r>
-      <w:r>
-        <w:rPr>
-          <w:rFonts w:ascii="Courier New" w:hAnsi="Courier New" w:cs="Courier New"/>
-        </w:rPr>
-        <w:t xml:space="preserve"> </w:t>
-      </w:r>
-      <w:proofErr w:type="spellStart"/>
-      <w:r>
-        <w:rPr>
-          <w:rFonts w:ascii="Courier New" w:hAnsi="Courier New" w:cs="Courier New"/>
+          <w:lang w:val="fr-FR"/>
+        </w:rPr>
+        <w:t xml:space="preserve">   Nombre     </w:t>
+      </w:r>
+      <w:proofErr w:type="spellStart"/>
+      <w:r>
+        <w:rPr>
+          <w:rFonts w:ascii="Courier New" w:hAnsi="Courier New" w:cs="Courier New"/>
+          <w:lang w:val="fr-FR"/>
         </w:rPr>
         <w:t>demographie</w:t>
       </w:r>
@@ -21042,11 +21027,13 @@
         <w:ind w:firstLine="720"/>
         <w:rPr>
           <w:rFonts w:ascii="Courier New" w:hAnsi="Courier New" w:cs="Courier New"/>
-        </w:rPr>
-      </w:pPr>
-      <w:r>
-        <w:rPr>
-          <w:rFonts w:ascii="Courier New" w:hAnsi="Courier New" w:cs="Courier New"/>
+          <w:lang w:val="fr-FR"/>
+        </w:rPr>
+      </w:pPr>
+      <w:r>
+        <w:rPr>
+          <w:rFonts w:ascii="Courier New" w:hAnsi="Courier New" w:cs="Courier New"/>
+          <w:lang w:val="fr-FR"/>
         </w:rPr>
         <w:t>2015   2015 271840   285411732</w:t>
       </w:r>
@@ -21056,11 +21043,13 @@
         <w:ind w:firstLine="720"/>
         <w:rPr>
           <w:rFonts w:ascii="Courier New" w:hAnsi="Courier New" w:cs="Courier New"/>
-        </w:rPr>
-      </w:pPr>
-      <w:r>
-        <w:rPr>
-          <w:rFonts w:ascii="Courier New" w:hAnsi="Courier New" w:cs="Courier New"/>
+          <w:lang w:val="fr-FR"/>
+        </w:rPr>
+      </w:pPr>
+      <w:r>
+        <w:rPr>
+          <w:rFonts w:ascii="Courier New" w:hAnsi="Courier New" w:cs="Courier New"/>
+          <w:lang w:val="fr-FR"/>
         </w:rPr>
         <w:t>2016   2016 296375   288420230</w:t>
       </w:r>
@@ -21070,11 +21059,13 @@
         <w:ind w:firstLine="720"/>
         <w:rPr>
           <w:rFonts w:ascii="Courier New" w:hAnsi="Courier New" w:cs="Courier New"/>
-        </w:rPr>
-      </w:pPr>
-      <w:r>
-        <w:rPr>
-          <w:rFonts w:ascii="Courier New" w:hAnsi="Courier New" w:cs="Courier New"/>
+          <w:lang w:val="fr-FR"/>
+        </w:rPr>
+      </w:pPr>
+      <w:r>
+        <w:rPr>
+          <w:rFonts w:ascii="Courier New" w:hAnsi="Courier New" w:cs="Courier New"/>
+          <w:lang w:val="fr-FR"/>
         </w:rPr>
         <w:t>2017   2017 286535   291954718</w:t>
       </w:r>
@@ -21084,11 +21075,13 @@
         <w:ind w:firstLine="720"/>
         <w:rPr>
           <w:rFonts w:ascii="Courier New" w:hAnsi="Courier New" w:cs="Courier New"/>
-        </w:rPr>
-      </w:pPr>
-      <w:r>
-        <w:rPr>
-          <w:rFonts w:ascii="Courier New" w:hAnsi="Courier New" w:cs="Courier New"/>
+          <w:lang w:val="fr-FR"/>
+        </w:rPr>
+      </w:pPr>
+      <w:r>
+        <w:rPr>
+          <w:rFonts w:ascii="Courier New" w:hAnsi="Courier New" w:cs="Courier New"/>
+          <w:lang w:val="fr-FR"/>
         </w:rPr>
         <w:t>2018   2018 321055   296074710</w:t>
       </w:r>
@@ -21098,11 +21091,13 @@
         <w:ind w:firstLine="720"/>
         <w:rPr>
           <w:rFonts w:ascii="Courier New" w:hAnsi="Courier New" w:cs="Courier New"/>
-        </w:rPr>
-      </w:pPr>
-      <w:r>
-        <w:rPr>
-          <w:rFonts w:ascii="Courier New" w:hAnsi="Courier New" w:cs="Courier New"/>
+          <w:lang w:val="fr-FR"/>
+        </w:rPr>
+      </w:pPr>
+      <w:r>
+        <w:rPr>
+          <w:rFonts w:ascii="Courier New" w:hAnsi="Courier New" w:cs="Courier New"/>
+          <w:lang w:val="fr-FR"/>
         </w:rPr>
         <w:t>2019   2019 341175   300441712</w:t>
       </w:r>
@@ -21112,11 +21107,13 @@
         <w:ind w:firstLine="720"/>
         <w:rPr>
           <w:rFonts w:ascii="Courier New" w:hAnsi="Courier New" w:cs="Courier New"/>
-        </w:rPr>
-      </w:pPr>
-      <w:r>
-        <w:rPr>
-          <w:rFonts w:ascii="Courier New" w:hAnsi="Courier New" w:cs="Courier New"/>
+          <w:lang w:val="fr-FR"/>
+        </w:rPr>
+      </w:pPr>
+      <w:r>
+        <w:rPr>
+          <w:rFonts w:ascii="Courier New" w:hAnsi="Courier New" w:cs="Courier New"/>
+          <w:lang w:val="fr-FR"/>
         </w:rPr>
         <w:lastRenderedPageBreak/>
         <w:t>2020   2020 184600   303982386</w:t>
@@ -21347,13 +21344,7 @@
         <w:rPr>
           <w:rFonts w:ascii="Courier New" w:hAnsi="Courier New" w:cs="Courier New"/>
         </w:rPr>
-        <w:t xml:space="preserve"> </w:t>
-      </w:r>
-      <w:r>
-        <w:rPr>
-          <w:rFonts w:ascii="Courier New" w:hAnsi="Courier New" w:cs="Courier New"/>
-        </w:rPr>
-        <w:t>&lt;-data.frame(canada_demo_annees_2023,employabilite=employment_canada)</w:t>
+        <w:t xml:space="preserve"> &lt;-data.frame(canada_demo_annees_2023,employabilite=employment_canada)</w:t>
       </w:r>
     </w:p>
     <w:p>
@@ -21595,7 +21586,7 @@
           <w:rFonts w:ascii="Courier New" w:hAnsi="Courier New" w:cs="Courier New"/>
         </w:rPr>
       </w:pPr>
-      <w:bookmarkStart w:id="42" w:name="_Toc198999935"/>
+      <w:bookmarkStart w:id="43" w:name="_Toc198999935"/>
       <w:r>
         <w:t xml:space="preserve">La </w:t>
       </w:r>
@@ -21608,7 +21599,7 @@
       <w:r>
         <w:t>.</w:t>
       </w:r>
-      <w:bookmarkEnd w:id="42"/>
+      <w:bookmarkEnd w:id="43"/>
     </w:p>
     <w:p>
       <w:pPr>
@@ -21616,6 +21607,7 @@
         <w:jc w:val="both"/>
         <w:rPr>
           <w:rFonts w:ascii="Courier New" w:hAnsi="Courier New" w:cs="Courier New"/>
+          <w:lang w:val="fr-FR"/>
         </w:rPr>
       </w:pPr>
     </w:p>
@@ -21625,11 +21617,13 @@
         <w:jc w:val="both"/>
         <w:rPr>
           <w:rFonts w:ascii="Courier New" w:hAnsi="Courier New" w:cs="Courier New"/>
-        </w:rPr>
-      </w:pPr>
-      <w:r>
-        <w:rPr>
-          <w:rFonts w:ascii="Courier New" w:hAnsi="Courier New" w:cs="Courier New"/>
+          <w:lang w:val="fr-FR"/>
+        </w:rPr>
+      </w:pPr>
+      <w:r>
+        <w:rPr>
+          <w:rFonts w:ascii="Courier New" w:hAnsi="Courier New" w:cs="Courier New"/>
+          <w:lang w:val="fr-FR"/>
         </w:rPr>
         <w:t>Regression_Emp&lt;-lm(Nombre~Annees+demographie+employabilite,data=canada_demo_annees_emp)</w:t>
       </w:r>
@@ -21640,18 +21634,37 @@
         <w:jc w:val="both"/>
         <w:rPr>
           <w:rFonts w:ascii="Courier New" w:hAnsi="Courier New" w:cs="Courier New"/>
-        </w:rPr>
-      </w:pPr>
-      <w:r>
-        <w:rPr>
-          <w:rFonts w:ascii="Courier New" w:hAnsi="Courier New" w:cs="Courier New"/>
-        </w:rPr>
-        <w:t>&gt; summary(</w:t>
-      </w:r>
-      <w:proofErr w:type="spellStart"/>
-      <w:r>
-        <w:rPr>
-          <w:rFonts w:ascii="Courier New" w:hAnsi="Courier New" w:cs="Courier New"/>
+          <w:lang w:val="fr-FR"/>
+        </w:rPr>
+      </w:pPr>
+      <w:r>
+        <w:rPr>
+          <w:rFonts w:ascii="Courier New" w:hAnsi="Courier New" w:cs="Courier New"/>
+          <w:lang w:val="fr-FR"/>
+        </w:rPr>
+        <w:t xml:space="preserve">&gt; </w:t>
+      </w:r>
+      <w:proofErr w:type="spellStart"/>
+      <w:r>
+        <w:rPr>
+          <w:rFonts w:ascii="Courier New" w:hAnsi="Courier New" w:cs="Courier New"/>
+          <w:lang w:val="fr-FR"/>
+        </w:rPr>
+        <w:t>summary</w:t>
+      </w:r>
+      <w:proofErr w:type="spellEnd"/>
+      <w:r>
+        <w:rPr>
+          <w:rFonts w:ascii="Courier New" w:hAnsi="Courier New" w:cs="Courier New"/>
+          <w:lang w:val="fr-FR"/>
+        </w:rPr>
+        <w:t>(</w:t>
+      </w:r>
+      <w:proofErr w:type="spellStart"/>
+      <w:r>
+        <w:rPr>
+          <w:rFonts w:ascii="Courier New" w:hAnsi="Courier New" w:cs="Courier New"/>
+          <w:lang w:val="fr-FR"/>
         </w:rPr>
         <w:t>Regression_Emp</w:t>
       </w:r>
@@ -21659,6 +21672,7 @@
       <w:r>
         <w:rPr>
           <w:rFonts w:ascii="Courier New" w:hAnsi="Courier New" w:cs="Courier New"/>
+          <w:lang w:val="fr-FR"/>
         </w:rPr>
         <w:t>)</w:t>
       </w:r>
@@ -21669,6 +21683,7 @@
         <w:jc w:val="both"/>
         <w:rPr>
           <w:rFonts w:ascii="Courier New" w:hAnsi="Courier New" w:cs="Courier New"/>
+          <w:lang w:val="fr-FR"/>
         </w:rPr>
       </w:pPr>
     </w:p>
@@ -21678,11 +21693,13 @@
         <w:jc w:val="both"/>
         <w:rPr>
           <w:rFonts w:ascii="Courier New" w:hAnsi="Courier New" w:cs="Courier New"/>
-        </w:rPr>
-      </w:pPr>
-      <w:r>
-        <w:rPr>
-          <w:rFonts w:ascii="Courier New" w:hAnsi="Courier New" w:cs="Courier New"/>
+          <w:lang w:val="fr-FR"/>
+        </w:rPr>
+      </w:pPr>
+      <w:r>
+        <w:rPr>
+          <w:rFonts w:ascii="Courier New" w:hAnsi="Courier New" w:cs="Courier New"/>
+          <w:lang w:val="fr-FR"/>
         </w:rPr>
         <w:t>Call:</w:t>
       </w:r>
@@ -21693,26 +21710,21 @@
         <w:jc w:val="both"/>
         <w:rPr>
           <w:rFonts w:ascii="Courier New" w:hAnsi="Courier New" w:cs="Courier New"/>
-        </w:rPr>
-      </w:pPr>
-      <w:proofErr w:type="spellStart"/>
-      <w:r>
-        <w:rPr>
-          <w:rFonts w:ascii="Courier New" w:hAnsi="Courier New" w:cs="Courier New"/>
-        </w:rPr>
-        <w:t>lm</w:t>
-      </w:r>
-      <w:proofErr w:type="spellEnd"/>
-      <w:r>
-        <w:rPr>
-          <w:rFonts w:ascii="Courier New" w:hAnsi="Courier New" w:cs="Courier New"/>
-        </w:rPr>
-        <w:t xml:space="preserve">(formula = Nombre ~ </w:t>
-      </w:r>
-      <w:proofErr w:type="spellStart"/>
-      <w:r>
-        <w:rPr>
-          <w:rFonts w:ascii="Courier New" w:hAnsi="Courier New" w:cs="Courier New"/>
+          <w:lang w:val="fr-FR"/>
+        </w:rPr>
+      </w:pPr>
+      <w:r>
+        <w:rPr>
+          <w:rFonts w:ascii="Courier New" w:hAnsi="Courier New" w:cs="Courier New"/>
+          <w:lang w:val="fr-FR"/>
+        </w:rPr>
+        <w:t xml:space="preserve">lm(formula = Nombre ~ </w:t>
+      </w:r>
+      <w:proofErr w:type="spellStart"/>
+      <w:r>
+        <w:rPr>
+          <w:rFonts w:ascii="Courier New" w:hAnsi="Courier New" w:cs="Courier New"/>
+          <w:lang w:val="fr-FR"/>
         </w:rPr>
         <w:t>Annees</w:t>
       </w:r>
@@ -21720,6 +21732,7 @@
       <w:r>
         <w:rPr>
           <w:rFonts w:ascii="Courier New" w:hAnsi="Courier New" w:cs="Courier New"/>
+          <w:lang w:val="fr-FR"/>
         </w:rPr>
         <w:t xml:space="preserve"> + </w:t>
       </w:r>
@@ -21727,6 +21740,7 @@
       <w:r>
         <w:rPr>
           <w:rFonts w:ascii="Courier New" w:hAnsi="Courier New" w:cs="Courier New"/>
+          <w:lang w:val="fr-FR"/>
         </w:rPr>
         <w:t>demographie</w:t>
       </w:r>
@@ -21734,6 +21748,7 @@
       <w:r>
         <w:rPr>
           <w:rFonts w:ascii="Courier New" w:hAnsi="Courier New" w:cs="Courier New"/>
+          <w:lang w:val="fr-FR"/>
         </w:rPr>
         <w:t xml:space="preserve"> + </w:t>
       </w:r>
@@ -21741,6 +21756,7 @@
       <w:r>
         <w:rPr>
           <w:rFonts w:ascii="Courier New" w:hAnsi="Courier New" w:cs="Courier New"/>
+          <w:lang w:val="fr-FR"/>
         </w:rPr>
         <w:t>employabilite</w:t>
       </w:r>
@@ -21748,6 +21764,7 @@
       <w:r>
         <w:rPr>
           <w:rFonts w:ascii="Courier New" w:hAnsi="Courier New" w:cs="Courier New"/>
+          <w:lang w:val="fr-FR"/>
         </w:rPr>
         <w:t xml:space="preserve">, data = </w:t>
       </w:r>
@@ -21755,6 +21772,7 @@
       <w:r>
         <w:rPr>
           <w:rFonts w:ascii="Courier New" w:hAnsi="Courier New" w:cs="Courier New"/>
+          <w:lang w:val="fr-FR"/>
         </w:rPr>
         <w:t>canada_demo_annees_emp</w:t>
       </w:r>
@@ -21762,6 +21780,7 @@
       <w:r>
         <w:rPr>
           <w:rFonts w:ascii="Courier New" w:hAnsi="Courier New" w:cs="Courier New"/>
+          <w:lang w:val="fr-FR"/>
         </w:rPr>
         <w:t>)</w:t>
       </w:r>
@@ -21772,6 +21791,7 @@
         <w:jc w:val="both"/>
         <w:rPr>
           <w:rFonts w:ascii="Courier New" w:hAnsi="Courier New" w:cs="Courier New"/>
+          <w:lang w:val="fr-FR"/>
         </w:rPr>
       </w:pPr>
     </w:p>
@@ -21781,13 +21801,24 @@
         <w:jc w:val="both"/>
         <w:rPr>
           <w:rFonts w:ascii="Courier New" w:hAnsi="Courier New" w:cs="Courier New"/>
-        </w:rPr>
-      </w:pPr>
-      <w:r>
-        <w:rPr>
-          <w:rFonts w:ascii="Courier New" w:hAnsi="Courier New" w:cs="Courier New"/>
-        </w:rPr>
-        <w:t>Residuals:</w:t>
+          <w:lang w:val="fr-FR"/>
+        </w:rPr>
+      </w:pPr>
+      <w:proofErr w:type="spellStart"/>
+      <w:r>
+        <w:rPr>
+          <w:rFonts w:ascii="Courier New" w:hAnsi="Courier New" w:cs="Courier New"/>
+          <w:lang w:val="fr-FR"/>
+        </w:rPr>
+        <w:t>Residuals</w:t>
+      </w:r>
+      <w:proofErr w:type="spellEnd"/>
+      <w:r>
+        <w:rPr>
+          <w:rFonts w:ascii="Courier New" w:hAnsi="Courier New" w:cs="Courier New"/>
+          <w:lang w:val="fr-FR"/>
+        </w:rPr>
+        <w:t>:</w:t>
       </w:r>
     </w:p>
     <w:p>
@@ -21802,6 +21833,7 @@
       <w:r>
         <w:rPr>
           <w:rFonts w:ascii="Courier New" w:hAnsi="Courier New" w:cs="Courier New"/>
+          <w:lang w:val="fr-FR"/>
         </w:rPr>
         <w:t xml:space="preserve">  </w:t>
       </w:r>
@@ -22158,7 +22190,7 @@
           <w:numId w:val="36"/>
         </w:numPr>
       </w:pPr>
-      <w:bookmarkStart w:id="43" w:name="_Toc198999936"/>
+      <w:bookmarkStart w:id="44" w:name="_Toc198999936"/>
       <w:r>
         <w:t xml:space="preserve">Interprétation et </w:t>
       </w:r>
@@ -22187,7 +22219,7 @@
         </w:rPr>
         <w:t>)</w:t>
       </w:r>
-      <w:bookmarkEnd w:id="43"/>
+      <w:bookmarkEnd w:id="44"/>
     </w:p>
     <w:p>
       <w:pPr>
@@ -22506,11 +22538,11 @@
           <w:numId w:val="20"/>
         </w:numPr>
       </w:pPr>
-      <w:bookmarkStart w:id="44" w:name="_Toc198999938"/>
+      <w:bookmarkStart w:id="45" w:name="_Toc198999938"/>
       <w:r>
         <w:t>Communication des résultats</w:t>
       </w:r>
-      <w:bookmarkEnd w:id="44"/>
+      <w:bookmarkEnd w:id="45"/>
     </w:p>
     <w:p>
       <w:pPr>
@@ -22527,11 +22559,11 @@
           <w:numId w:val="34"/>
         </w:numPr>
       </w:pPr>
-      <w:bookmarkStart w:id="45" w:name="_Toc198999939"/>
+      <w:bookmarkStart w:id="46" w:name="_Toc198999939"/>
       <w:r>
         <w:t>L’égalité des chiffres pour tous les trimestres.</w:t>
       </w:r>
-      <w:bookmarkEnd w:id="45"/>
+      <w:bookmarkEnd w:id="46"/>
       <w:r>
         <w:t xml:space="preserve"> </w:t>
       </w:r>
@@ -22972,11 +23004,11 @@
           <w:numId w:val="34"/>
         </w:numPr>
       </w:pPr>
-      <w:bookmarkStart w:id="46" w:name="_Toc198999940"/>
+      <w:bookmarkStart w:id="47" w:name="_Toc198999940"/>
       <w:r>
         <w:t>La régression linéaire pour les années entre 2015 et 2024</w:t>
       </w:r>
-      <w:bookmarkEnd w:id="46"/>
+      <w:bookmarkEnd w:id="47"/>
     </w:p>
     <w:p>
       <w:pPr>
@@ -23202,11 +23234,11 @@
           <w:numId w:val="20"/>
         </w:numPr>
       </w:pPr>
-      <w:bookmarkStart w:id="47" w:name="_Toc198999941"/>
+      <w:bookmarkStart w:id="48" w:name="_Toc198999941"/>
       <w:r>
         <w:t>Recommandations et améliorations.</w:t>
       </w:r>
-      <w:bookmarkEnd w:id="47"/>
+      <w:bookmarkEnd w:id="48"/>
     </w:p>
     <w:p>
       <w:pPr>
@@ -23216,11 +23248,11 @@
           <w:numId w:val="35"/>
         </w:numPr>
       </w:pPr>
-      <w:bookmarkStart w:id="48" w:name="_Toc198999942"/>
+      <w:bookmarkStart w:id="49" w:name="_Toc198999942"/>
       <w:r>
         <w:t>Les limites</w:t>
       </w:r>
-      <w:bookmarkEnd w:id="48"/>
+      <w:bookmarkEnd w:id="49"/>
       <w:r>
         <w:t> </w:t>
       </w:r>
@@ -23290,14 +23322,14 @@
           <w:numId w:val="35"/>
         </w:numPr>
       </w:pPr>
-      <w:bookmarkStart w:id="49" w:name="_Toc198999943"/>
+      <w:bookmarkStart w:id="50" w:name="_Toc198999943"/>
       <w:r>
         <w:t>Les données aberrantes et valeurs extrêmes</w:t>
       </w:r>
       <w:r>
         <w:t>.</w:t>
       </w:r>
-      <w:bookmarkEnd w:id="49"/>
+      <w:bookmarkEnd w:id="50"/>
     </w:p>
     <w:p>
       <w:pPr>
@@ -23350,30 +23382,6 @@
           <w:lang w:val="fr-FR"/>
         </w:rPr>
       </w:pPr>
-    </w:p>
-    <w:p>
-      <w:pPr>
-        <w:pStyle w:val="Titre2"/>
-      </w:pPr>
-      <w:bookmarkStart w:id="50" w:name="_Toc198999944"/>
-      <w:r>
-        <w:t>Apprentissage machine.</w:t>
-      </w:r>
-      <w:bookmarkEnd w:id="50"/>
-    </w:p>
-    <w:p>
-      <w:pPr>
-        <w:pStyle w:val="Paragraphedeliste"/>
-        <w:rPr>
-          <w:lang w:val="fr-FR"/>
-        </w:rPr>
-      </w:pPr>
-      <w:r>
-        <w:rPr>
-          <w:lang w:val="fr-FR"/>
-        </w:rPr>
-        <w:t xml:space="preserve">Une approche apprentissage machine ne serait pas réaliste du fait de l’insuffisance de la quantité de données à notre disposition. </w:t>
-      </w:r>
     </w:p>
     <w:p>
       <w:pPr>
@@ -27328,6 +27336,7 @@
   <w:style w:type="character" w:default="1" w:styleId="Policepardfaut">
     <w:name w:val="Default Paragraph Font"/>
     <w:uiPriority w:val="1"/>
+    <w:semiHidden/>
     <w:unhideWhenUsed/>
   </w:style>
   <w:style w:type="table" w:default="1" w:styleId="TableauNormal">
